--- a/dist/exports/ionic-equilibrium_revision_notes.docx
+++ b/dist/exports/ionic-equilibrium_revision_notes.docx
@@ -189,7 +189,7 @@
                 <w:color w:val="2D3748"/>
                 <w:sz w:val="19"/>
               </w:rPr>
-              <w:t>Ionic Equilibrium - Core Application</w:t>
+              <w:t>pH Calculation of Acids, Bases &amp; Salts</w:t>
             </w:r>
           </w:p>
         </w:tc>
@@ -209,7 +209,7 @@
               <w:rPr>
                 <w:sz w:val="19"/>
               </w:rPr>
-              <w:t>140 PYQs</w:t>
+              <w:t>101 PYQs</w:t>
             </w:r>
           </w:p>
         </w:tc>
@@ -230,7 +230,94 @@
                 <w:color w:val="718096"/>
                 <w:sz w:val="19"/>
               </w:rPr>
-              <w:t>General Concept</w:t>
+              <w:t>pH &amp; Hydrolysis</w:t>
+            </w:r>
+          </w:p>
+        </w:tc>
+      </w:tr>
+      <w:tr>
+        <w:tc>
+          <w:tcPr>
+            <w:tcW w:type="dxa" w:w="2160"/>
+            <w:shd w:fill="FFFFFF"/>
+            <w:tcMar>
+              <w:top w:w="80" w:type="dxa"/>
+              <w:bottom w:w="80" w:type="dxa"/>
+              <w:left w:w="150" w:type="dxa"/>
+              <w:right w:w="150" w:type="dxa"/>
+            </w:tcMar>
+          </w:tcPr>
+          <w:p>
+            <w:r>
+              <w:rPr>
+                <w:b/>
+                <w:color w:val="C53030"/>
+                <w:sz w:val="19"/>
+              </w:rPr>
+              <w:t>Very High</w:t>
+            </w:r>
+          </w:p>
+        </w:tc>
+        <w:tc>
+          <w:tcPr>
+            <w:tcW w:type="dxa" w:w="4320"/>
+            <w:shd w:fill="FFFFFF"/>
+            <w:tcMar>
+              <w:top w:w="80" w:type="dxa"/>
+              <w:bottom w:w="80" w:type="dxa"/>
+              <w:left w:w="150" w:type="dxa"/>
+              <w:right w:w="150" w:type="dxa"/>
+            </w:tcMar>
+          </w:tcPr>
+          <w:p>
+            <w:r>
+              <w:rPr>
+                <w:b/>
+                <w:color w:val="2D3748"/>
+                <w:sz w:val="19"/>
+              </w:rPr>
+              <w:t>Solubility Product (Ksp) &amp; Common Ion Effect</w:t>
+            </w:r>
+          </w:p>
+        </w:tc>
+        <w:tc>
+          <w:tcPr>
+            <w:tcW w:type="dxa" w:w="1728"/>
+            <w:shd w:fill="FFFFFF"/>
+            <w:tcMar>
+              <w:top w:w="80" w:type="dxa"/>
+              <w:bottom w:w="80" w:type="dxa"/>
+              <w:left w:w="150" w:type="dxa"/>
+              <w:right w:w="150" w:type="dxa"/>
+            </w:tcMar>
+          </w:tcPr>
+          <w:p>
+            <w:r>
+              <w:rPr>
+                <w:sz w:val="19"/>
+              </w:rPr>
+              <w:t>45 PYQs</w:t>
+            </w:r>
+          </w:p>
+        </w:tc>
+        <w:tc>
+          <w:tcPr>
+            <w:tcW w:type="dxa" w:w="1872"/>
+            <w:shd w:fill="FFFFFF"/>
+            <w:tcMar>
+              <w:top w:w="80" w:type="dxa"/>
+              <w:bottom w:w="80" w:type="dxa"/>
+              <w:left w:w="150" w:type="dxa"/>
+              <w:right w:w="150" w:type="dxa"/>
+            </w:tcMar>
+          </w:tcPr>
+          <w:p>
+            <w:r>
+              <w:rPr>
+                <w:color w:val="718096"/>
+                <w:sz w:val="19"/>
+              </w:rPr>
+              <w:t>Solubility</w:t>
             </w:r>
           </w:p>
         </w:tc>
@@ -311,6 +398,98 @@
           </w:p>
         </w:tc>
       </w:tr>
+      <w:tr>
+        <w:tc>
+          <w:tcPr>
+            <w:tcW w:type="dxa" w:w="3600"/>
+            <w:shd w:fill="F7FAFC"/>
+            <w:tcMar>
+              <w:top w:w="100" w:type="dxa"/>
+              <w:bottom w:w="100" w:type="dxa"/>
+              <w:left w:w="150" w:type="dxa"/>
+              <w:right w:w="150" w:type="dxa"/>
+            </w:tcMar>
+          </w:tcPr>
+          <w:p>
+            <w:r>
+              <w:rPr>
+                <w:b/>
+                <w:color w:val="1A365D"/>
+                <w:sz w:val="19"/>
+              </w:rPr>
+              <w:t>pH Calculation of Acids, Bases &amp; Salts</w:t>
+            </w:r>
+          </w:p>
+        </w:tc>
+        <w:tc>
+          <w:tcPr>
+            <w:tcW w:type="dxa" w:w="6480"/>
+            <w:shd w:fill="F7FAFC"/>
+            <w:tcMar>
+              <w:top w:w="100" w:type="dxa"/>
+              <w:bottom w:w="100" w:type="dxa"/>
+              <w:left w:w="150" w:type="dxa"/>
+              <w:right w:w="150" w:type="dxa"/>
+            </w:tcMar>
+          </w:tcPr>
+          <w:p>
+            <w:r>
+              <w:rPr>
+                <w:rFonts w:ascii="Cambria Math" w:hAnsi="Cambria Math"/>
+                <w:color w:val="2D3748"/>
+                <w:sz w:val="19"/>
+              </w:rPr>
+              <w:t>\text{pH} = \text{p}K_a + \log\frac{[\text{conjugate base}]}{[\text{acid}]}, \quad \text{Salt of WA-SB: } \text{pH} = 7 + \frac{1}{2}\text{p}K_a + \frac{1}{2}\log c</w:t>
+            </w:r>
+          </w:p>
+        </w:tc>
+      </w:tr>
+      <w:tr>
+        <w:tc>
+          <w:tcPr>
+            <w:tcW w:type="dxa" w:w="3600"/>
+            <w:shd w:fill="FFFFFF"/>
+            <w:tcMar>
+              <w:top w:w="100" w:type="dxa"/>
+              <w:bottom w:w="100" w:type="dxa"/>
+              <w:left w:w="150" w:type="dxa"/>
+              <w:right w:w="150" w:type="dxa"/>
+            </w:tcMar>
+          </w:tcPr>
+          <w:p>
+            <w:r>
+              <w:rPr>
+                <w:b/>
+                <w:color w:val="1A365D"/>
+                <w:sz w:val="19"/>
+              </w:rPr>
+              <w:t>Solubility Product (Ksp) &amp; Common Ion Effect</w:t>
+            </w:r>
+          </w:p>
+        </w:tc>
+        <w:tc>
+          <w:tcPr>
+            <w:tcW w:type="dxa" w:w="6480"/>
+            <w:shd w:fill="FFFFFF"/>
+            <w:tcMar>
+              <w:top w:w="100" w:type="dxa"/>
+              <w:bottom w:w="100" w:type="dxa"/>
+              <w:left w:w="150" w:type="dxa"/>
+              <w:right w:w="150" w:type="dxa"/>
+            </w:tcMar>
+          </w:tcPr>
+          <w:p>
+            <w:r>
+              <w:rPr>
+                <w:rFonts w:ascii="Cambria Math" w:hAnsi="Cambria Math"/>
+                <w:color w:val="2D3748"/>
+                <w:sz w:val="19"/>
+              </w:rPr>
+              <w:t>A_x B_y \rightleftharpoons x A^{y+} + y B^{x-} \implies K_{sp} = x^x y^y s^{x+y}, \quad Q_{sp} &gt; K_{sp} \implies \text{Precipitation occurs}</w:t>
+            </w:r>
+          </w:p>
+        </w:tc>
+      </w:tr>
     </w:tbl>
     <w:p>
       <w:pPr>
@@ -338,7 +517,7 @@
           <w:color w:val="2B6CB0"/>
           <w:sz w:val="24"/>
         </w:rPr>
-        <w:t>3.1 Ionic Equilibrium - Core Application (Very High Yield — 140 PYQs)</w:t>
+        <w:t>3.1 pH Calculation of Acids, Bases &amp; Salts (Very High Yield — 101 PYQs)</w:t>
       </w:r>
     </w:p>
     <w:p>
@@ -353,7 +532,7 @@
         <w:rPr>
           <w:sz w:val="20"/>
         </w:rPr>
-        <w:t>Key problem pattern in Ionic Equilibrium.</w:t>
+        <w:t>Self-ionization of water (K_w = 10^-14 at 25°C), Ostwald dilution law, buffer solutions, and salt hydrolysis formulas.</w:t>
       </w:r>
     </w:p>
     <w:tbl>
@@ -391,7 +570,7 @@
                 <w:color w:val="2D3748"/>
                 <w:sz w:val="19"/>
               </w:rPr>
-              <w:t>Watch for algebraic and sign errors.</w:t>
+              <w:t>pH of 10^-8 M HCl is NOT 8 (cannot be basic!); including water's auto-ionization [H^+] = 10^-8 + 10^-7 \implies pH ≈ 6.79.</w:t>
             </w:r>
           </w:p>
         </w:tc>
@@ -432,7 +611,7 @@
                 <w:color w:val="2D3748"/>
                 <w:sz w:val="19"/>
               </w:rPr>
-              <w:t>Verify dimensions and boundary conditions.</w:t>
+              <w:t>Buffer capacity is maximum when [salt] = [acid] \implies pH = pK_a.</w:t>
             </w:r>
           </w:p>
         </w:tc>
@@ -539,6 +718,214 @@
     </w:p>
     <w:p>
       <w:pPr>
+        <w:pStyle w:val="Heading2"/>
+      </w:pPr>
+      <w:r>
+        <w:rPr>
+          <w:color w:val="2B6CB0"/>
+          <w:sz w:val="24"/>
+        </w:rPr>
+        <w:t>3.2 Solubility Product (Ksp) &amp; Common Ion Effect (Very High Yield — 45 PYQs)</w:t>
+      </w:r>
+    </w:p>
+    <w:p>
+      <w:r>
+        <w:rPr>
+          <w:b/>
+          <w:sz w:val="20"/>
+        </w:rPr>
+        <w:t xml:space="preserve">Core Principle: </w:t>
+      </w:r>
+      <w:r>
+        <w:rPr>
+          <w:sz w:val="20"/>
+        </w:rPr>
+        <w:t>Calculation of molar solubility s from K_(sp), ionic product comparison, and suppression of solubility via common ion effect.</w:t>
+      </w:r>
+    </w:p>
+    <w:tbl>
+      <w:tblPr>
+        <w:tblW w:type="auto" w:w="0"/>
+        <w:jc w:val="center"/>
+        <w:tblLook w:firstColumn="1" w:firstRow="1" w:lastColumn="0" w:lastRow="0" w:noHBand="0" w:noVBand="1" w:val="04A0"/>
+      </w:tblPr>
+      <w:tblGrid>
+        <w:gridCol w:w="10080"/>
+      </w:tblGrid>
+      <w:tr>
+        <w:tc>
+          <w:tcPr>
+            <w:tcW w:type="dxa" w:w="10080"/>
+            <w:shd w:fill="FFF5F5"/>
+            <w:tcMar>
+              <w:top w:w="100" w:type="dxa"/>
+              <w:bottom w:w="100" w:type="dxa"/>
+              <w:left w:w="150" w:type="dxa"/>
+              <w:right w:w="150" w:type="dxa"/>
+            </w:tcMar>
+          </w:tcPr>
+          <w:p>
+            <w:r>
+              <w:rPr>
+                <w:b/>
+                <w:color w:val="C53030"/>
+                <w:sz w:val="19"/>
+              </w:rPr>
+              <w:t xml:space="preserve">⚠️ Common Trap / JEE Pitfall: </w:t>
+            </w:r>
+            <w:r>
+              <w:rPr>
+                <w:color w:val="2D3748"/>
+                <w:sz w:val="19"/>
+              </w:rPr>
+              <w:t>For Ag_2CrO_4 (A_2B type): K_(sp) = (2s)^2(s) = 4s^3 \implies s = 3√(K_(sp)/4), NOT s^2!</w:t>
+            </w:r>
+          </w:p>
+        </w:tc>
+      </w:tr>
+    </w:tbl>
+    <w:tbl>
+      <w:tblPr>
+        <w:tblW w:type="auto" w:w="0"/>
+        <w:jc w:val="center"/>
+        <w:tblLook w:firstColumn="1" w:firstRow="1" w:lastColumn="0" w:lastRow="0" w:noHBand="0" w:noVBand="1" w:val="04A0"/>
+      </w:tblPr>
+      <w:tblGrid>
+        <w:gridCol w:w="10080"/>
+      </w:tblGrid>
+      <w:tr>
+        <w:tc>
+          <w:tcPr>
+            <w:tcW w:type="dxa" w:w="10080"/>
+            <w:shd w:fill="F0FFF4"/>
+            <w:tcMar>
+              <w:top w:w="100" w:type="dxa"/>
+              <w:bottom w:w="100" w:type="dxa"/>
+              <w:left w:w="150" w:type="dxa"/>
+              <w:right w:w="150" w:type="dxa"/>
+            </w:tcMar>
+          </w:tcPr>
+          <w:p>
+            <w:r>
+              <w:rPr>
+                <w:b/>
+                <w:color w:val="276749"/>
+                <w:sz w:val="19"/>
+              </w:rPr>
+              <w:t xml:space="preserve">💡 Speed Hack / Trick: </w:t>
+            </w:r>
+            <w:r>
+              <w:rPr>
+                <w:color w:val="2D3748"/>
+                <w:sz w:val="19"/>
+              </w:rPr>
+              <w:t>Common ion effect ALWAYS suppresses the solubility of a sparingly soluble salt (e.g. AgCl is less soluble in NaCl than pure water).</w:t>
+            </w:r>
+          </w:p>
+        </w:tc>
+      </w:tr>
+    </w:tbl>
+    <w:p>
+      <w:pPr>
+        <w:spacing w:before="120" w:after="40"/>
+      </w:pPr>
+      <w:r>
+        <w:rPr>
+          <w:b/>
+          <w:color w:val="1A365D"/>
+          <w:sz w:val="19"/>
+        </w:rPr>
+        <w:t>Source PYQs testing this concept:</w:t>
+      </w:r>
+    </w:p>
+    <w:p>
+      <w:pPr>
+        <w:pStyle w:val="ListBullet"/>
+        <w:spacing w:after="40"/>
+      </w:pPr>
+      <w:r>
+        <w:rPr>
+          <w:b/>
+          <w:sz w:val="18"/>
+        </w:rPr>
+        <w:t xml:space="preserve">[2026 Evening Shift] Q#1 (Numerical): </w:t>
+      </w:r>
+      <w:r>
+        <w:rPr>
+          <w:sz w:val="18"/>
+        </w:rPr>
+        <w:t xml:space="preserve">"The first and second ionization constants of H 2 X are 2.5 × 10^-8 and 1.0 × 10^-13 respectively. The concentration of $X^..."  </w:t>
+      </w:r>
+      <w:r>
+        <w:rPr>
+          <w:b/>
+          <w:color w:val="2B6CB0"/>
+          <w:sz w:val="18"/>
+        </w:rPr>
+        <w:t>[Ans: 100]</w:t>
+      </w:r>
+    </w:p>
+    <w:p>
+      <w:pPr>
+        <w:pStyle w:val="ListBullet"/>
+        <w:spacing w:after="40"/>
+      </w:pPr>
+      <w:r>
+        <w:rPr>
+          <w:b/>
+          <w:sz w:val="18"/>
+        </w:rPr>
+        <w:t xml:space="preserve">[2026 Morning Shift] Q#2 (MCQ): </w:t>
+      </w:r>
+      <w:r>
+        <w:rPr>
+          <w:sz w:val="18"/>
+        </w:rPr>
+        <w:t xml:space="preserve">"M_(3)A_(2) is a sparingly soluble salt of molar mass ygmol^-1 and solubility xgL^-1 . The ratio of the molar concentration of the ..."  </w:t>
+      </w:r>
+      <w:r>
+        <w:rPr>
+          <w:b/>
+          <w:color w:val="2B6CB0"/>
+          <w:sz w:val="18"/>
+        </w:rPr>
+        <w:t>[Ans: A]</w:t>
+      </w:r>
+    </w:p>
+    <w:p>
+      <w:pPr>
+        <w:pStyle w:val="ListBullet"/>
+        <w:spacing w:after="40"/>
+      </w:pPr>
+      <w:r>
+        <w:rPr>
+          <w:b/>
+          <w:sz w:val="18"/>
+        </w:rPr>
+        <w:t xml:space="preserve">[2026 Morning Shift] Q#4 (MCQ): </w:t>
+      </w:r>
+      <w:r>
+        <w:rPr>
+          <w:sz w:val="18"/>
+        </w:rPr>
+        <w:t xml:space="preserve">"Given below are two statements : Statement I : Sodium dichromate and potassium dichromate are classified as primary standards in titrimetric..."  </w:t>
+      </w:r>
+      <w:r>
+        <w:rPr>
+          <w:b/>
+          <w:color w:val="2B6CB0"/>
+          <w:sz w:val="18"/>
+        </w:rPr>
+        <w:t>[Ans: B]</w:t>
+      </w:r>
+    </w:p>
+    <w:p>
+      <w:pPr>
+        <w:spacing w:after="120"/>
+      </w:pPr>
+    </w:p>
+    <w:p>
+      <w:pPr>
         <w:pStyle w:val="Heading1"/>
       </w:pPr>
       <w:r>
@@ -612,6 +999,129 @@
               <w:t>Solution Analysis:</w:t>
               <w:br/>
               <w:t>For the diprotic acid H_(2)X (total concentration C=0.1M ): K_(a1)=2.5 × 10^-8,K_(a2)=1.0 × 10^-13 1) Find [H^+] (second dissociation is negligible for [H^+] ): [H^+] ≈ √(K_(a1)C)=√((2.5 × 10^-8))(0.1)=√(2.5 × 10^-9)=5.0 × 10^-5M 2) Use diprotic distribution for [X^2-] : [X^2-]=C · \fracK_(a1)K_(a2)/[H^+]^21+K_(a1)/[H^+]+K_(a1)K_(a2)/[H^+]^2 Compute key terms: \fracK_(a1)K_(a2)[H^+]^2=\frac(2.5 × 10^-8)(10^-13)(5 × 10^-5)^2=\frac2.5 × 10^-212.5 × 10^-9=10^-12 \fracK_(a1)[H^+]=\frac2.5 × 10^-85 × 10^-5=5 × 10^-4 So denominator ≈ 1+5 × 10^-4 ≈ 1.0005 , hence [X^2-] ≈ 0.1 × \frac10^-121.0005 ≈ 1.0 × 10^-13M Expressed as ____ × 10^-15M : 1.0 × 10^-13M=100 × 10^-15M Nearest integer = 100 .</w:t>
+            </w:r>
+          </w:p>
+        </w:tc>
+      </w:tr>
+    </w:tbl>
+    <w:p>
+      <w:pPr>
+        <w:spacing w:after="120"/>
+      </w:pPr>
+    </w:p>
+    <w:p>
+      <w:pPr>
+        <w:spacing w:before="160" w:after="40"/>
+      </w:pPr>
+      <w:r>
+        <w:rPr>
+          <w:b/>
+          <w:color w:val="1A365D"/>
+          <w:sz w:val="22"/>
+        </w:rPr>
+        <w:t>Benchmark Problem 2: JEE Main 2026 (Online) 22nd January Evening Shift (Q#2)</w:t>
+      </w:r>
+    </w:p>
+    <w:p>
+      <w:pPr>
+        <w:spacing w:after="80"/>
+      </w:pPr>
+      <w:r>
+        <w:rPr>
+          <w:sz w:val="20"/>
+        </w:rPr>
+        <w:t>Which of the following mixture gives a buffer solution with pH=9.25 ? Given : pK_(b)(NH_(4)OH)=4.75</w:t>
+      </w:r>
+    </w:p>
+    <w:p>
+      <w:pPr>
+        <w:pStyle w:val="ListBullet"/>
+        <w:spacing w:after="20"/>
+      </w:pPr>
+      <w:r>
+        <w:rPr>
+          <w:sz w:val="19"/>
+        </w:rPr>
+        <w:t>(A) 0.5MNH_(4)OH(0.2L)+0.2MHCl(0.5L)</w:t>
+      </w:r>
+    </w:p>
+    <w:p>
+      <w:pPr>
+        <w:pStyle w:val="ListBullet"/>
+        <w:spacing w:after="20"/>
+      </w:pPr>
+      <w:r>
+        <w:rPr>
+          <w:b/>
+          <w:color w:val="276749"/>
+          <w:sz w:val="19"/>
+        </w:rPr>
+        <w:t>(B) 0.2MNH_(4)OH(0.5L)+0.1MHCl(0.5L)</w:t>
+      </w:r>
+    </w:p>
+    <w:p>
+      <w:pPr>
+        <w:pStyle w:val="ListBullet"/>
+        <w:spacing w:after="20"/>
+      </w:pPr>
+      <w:r>
+        <w:rPr>
+          <w:sz w:val="19"/>
+        </w:rPr>
+        <w:t>(C) 0.2MNH_(4)OH(0.4L)+0.1MHCl(1L)</w:t>
+      </w:r>
+    </w:p>
+    <w:p>
+      <w:pPr>
+        <w:pStyle w:val="ListBullet"/>
+        <w:spacing w:after="20"/>
+      </w:pPr>
+      <w:r>
+        <w:rPr>
+          <w:sz w:val="19"/>
+        </w:rPr>
+        <w:t>(D) 0.4MNH_(4)OH(1L)+0.1MHCl(1L)</w:t>
+      </w:r>
+    </w:p>
+    <w:tbl>
+      <w:tblPr>
+        <w:tblW w:type="auto" w:w="0"/>
+        <w:jc w:val="center"/>
+        <w:tblLook w:firstColumn="1" w:firstRow="1" w:lastColumn="0" w:lastRow="0" w:noHBand="0" w:noVBand="1" w:val="04A0"/>
+      </w:tblPr>
+      <w:tblGrid>
+        <w:gridCol w:w="10080"/>
+      </w:tblGrid>
+      <w:tr>
+        <w:tc>
+          <w:tcPr>
+            <w:tcW w:type="dxa" w:w="10080"/>
+            <w:shd w:fill="F7FAFC"/>
+            <w:tcMar>
+              <w:top w:w="100" w:type="dxa"/>
+              <w:bottom w:w="100" w:type="dxa"/>
+              <w:left w:w="150" w:type="dxa"/>
+              <w:right w:w="150" w:type="dxa"/>
+            </w:tcMar>
+          </w:tcPr>
+          <w:p>
+            <w:r>
+              <w:rPr>
+                <w:b/>
+                <w:color w:val="1A365D"/>
+                <w:sz w:val="19"/>
+              </w:rPr>
+              <w:t>Correct Answer: B</w:t>
+              <w:br/>
+            </w:r>
+            <w:r>
+              <w:rPr>
+                <w:color w:val="2D3748"/>
+                <w:sz w:val="18"/>
+              </w:rPr>
+              <w:t>Solution Analysis:</w:t>
+              <w:br/>
+              <w:t>For a basic buffer of NH_(4)OH and its salt NH_(4)Cl , NCERT uses: pOH=pK_(b)+log(([salt] / [base])) Given pK_(b)(NH_(4)OH)=4.75 and required pH=9.25 : pOH=14-9.25=4.75 So, 4.75=4.75+log(([salt] / [base])) ⇒ log(([salt] / [base]))=0 ⇒ ([salt] / [base])=1 So, we need equal amounts of salt and base after mixing. Reaction: NH_(4)OH+HCl → NH_(4)Cl+H_(2)O If initial moles are n_(b) (base) and n_(a) (acid), then after reaction (for buffer, base must be in excess): moles of salt formed =n_(a) moles of base left =n_(b)-n_(a) Condition for ([salt] / [base])=1 is: n_(a)=n_(b)-n_(a) ⇒ n_(b)=2n_(a) Now check options by moles: Option B n_(b)=0.2 × 0.5=0.10mol n_(a)=0.1 × 0.5=0.05mol Here, n_(b)=0.10=2(0.05)=2n_(a) So, after reaction: salt =0.05 mol base left =0.10-0.05=0.05 mol Equal ⇒ required buffer, hence pOH=pK_(b)=4.75 and pH=9.25 . Correct option: B</w:t>
             </w:r>
           </w:p>
         </w:tc>

--- a/dist/exports/ionic-equilibrium_revision_notes.docx
+++ b/dist/exports/ionic-equilibrium_revision_notes.docx
@@ -209,7 +209,7 @@
               <w:rPr>
                 <w:sz w:val="19"/>
               </w:rPr>
-              <w:t>101 PYQs</w:t>
+              <w:t>100 PYQs</w:t>
             </w:r>
           </w:p>
         </w:tc>
@@ -296,7 +296,7 @@
               <w:rPr>
                 <w:sz w:val="19"/>
               </w:rPr>
-              <w:t>45 PYQs</w:t>
+              <w:t>40 PYQs</w:t>
             </w:r>
           </w:p>
         </w:tc>
@@ -517,7 +517,7 @@
           <w:color w:val="2B6CB0"/>
           <w:sz w:val="24"/>
         </w:rPr>
-        <w:t>3.1 pH Calculation of Acids, Bases &amp; Salts (Very High Yield — 101 PYQs)</w:t>
+        <w:t>3.1 pH Calculation of Acids, Bases &amp; Salts (Very High Yield — 100 PYQs)</w:t>
       </w:r>
     </w:p>
     <w:p>
@@ -725,7 +725,7 @@
           <w:color w:val="2B6CB0"/>
           <w:sz w:val="24"/>
         </w:rPr>
-        <w:t>3.2 Solubility Product (Ksp) &amp; Common Ion Effect (Very High Yield — 45 PYQs)</w:t>
+        <w:t>3.2 Solubility Product (Ksp) &amp; Common Ion Effect (Very High Yield — 40 PYQs)</w:t>
       </w:r>
     </w:p>
     <w:p>
@@ -848,33 +848,6 @@
           <w:b/>
           <w:sz w:val="18"/>
         </w:rPr>
-        <w:t xml:space="preserve">[2026 Evening Shift] Q#1 (Numerical): </w:t>
-      </w:r>
-      <w:r>
-        <w:rPr>
-          <w:sz w:val="18"/>
-        </w:rPr>
-        <w:t xml:space="preserve">"The first and second ionization constants of H 2 X are 2.5 × 10^-8 and 1.0 × 10^-13 respectively. The concentration of $X^..."  </w:t>
-      </w:r>
-      <w:r>
-        <w:rPr>
-          <w:b/>
-          <w:color w:val="2B6CB0"/>
-          <w:sz w:val="18"/>
-        </w:rPr>
-        <w:t>[Ans: 100]</w:t>
-      </w:r>
-    </w:p>
-    <w:p>
-      <w:pPr>
-        <w:pStyle w:val="ListBullet"/>
-        <w:spacing w:after="40"/>
-      </w:pPr>
-      <w:r>
-        <w:rPr>
-          <w:b/>
-          <w:sz w:val="18"/>
-        </w:rPr>
         <w:t xml:space="preserve">[2026 Morning Shift] Q#2 (MCQ): </w:t>
       </w:r>
       <w:r>
@@ -908,7 +881,7 @@
         <w:rPr>
           <w:sz w:val="18"/>
         </w:rPr>
-        <w:t xml:space="preserve">"Given below are two statements : Statement I : Sodium dichromate and potassium dichromate are classified as primary standards in titrimetric..."  </w:t>
+        <w:t xml:space="preserve">"The solubility product constants of Ag_(2)CrO_(4) and AgBr are 32x and 4y respectively at 298 K. The value of $(\frac{\text{molarity..."  </w:t>
       </w:r>
       <w:r>
         <w:rPr>
@@ -916,7 +889,34 @@
           <w:color w:val="2B6CB0"/>
           <w:sz w:val="18"/>
         </w:rPr>
-        <w:t>[Ans: B]</w:t>
+        <w:t>[Ans: D]</w:t>
+      </w:r>
+    </w:p>
+    <w:p>
+      <w:pPr>
+        <w:pStyle w:val="ListBullet"/>
+        <w:spacing w:after="40"/>
+      </w:pPr>
+      <w:r>
+        <w:rPr>
+          <w:b/>
+          <w:sz w:val="18"/>
+        </w:rPr>
+        <w:t xml:space="preserve">[2025 Morning Shift] Q#1 (MCQ): </w:t>
+      </w:r>
+      <w:r>
+        <w:rPr>
+          <w:sz w:val="18"/>
+        </w:rPr>
+        <w:t xml:space="preserve">"If equal volumes of AB_(2) and XY (both are salts) aqueous solutions are mixed, which of the following combination will give a precipita..."  </w:t>
+      </w:r>
+      <w:r>
+        <w:rPr>
+          <w:b/>
+          <w:color w:val="2B6CB0"/>
+          <w:sz w:val="18"/>
+        </w:rPr>
+        <w:t>[Ans: N/A]</w:t>
       </w:r>
     </w:p>
     <w:p>
@@ -1019,7 +1019,7 @@
           <w:color w:val="1A365D"/>
           <w:sz w:val="22"/>
         </w:rPr>
-        <w:t>Benchmark Problem 2: JEE Main 2026 (Online) 22nd January Evening Shift (Q#2)</w:t>
+        <w:t>Benchmark Problem 2: JEE Main 2026 (Online) 5th April Morning Shift (Q#2)</w:t>
       </w:r>
     </w:p>
     <w:p>
@@ -1030,19 +1030,7 @@
         <w:rPr>
           <w:sz w:val="20"/>
         </w:rPr>
-        <w:t>Which of the following mixture gives a buffer solution with pH=9.25 ? Given : pK_(b)(NH_(4)OH)=4.75</w:t>
-      </w:r>
-    </w:p>
-    <w:p>
-      <w:pPr>
-        <w:pStyle w:val="ListBullet"/>
-        <w:spacing w:after="20"/>
-      </w:pPr>
-      <w:r>
-        <w:rPr>
-          <w:sz w:val="19"/>
-        </w:rPr>
-        <w:t>(A) 0.5MNH_(4)OH(0.2L)+0.2MHCl(0.5L)</w:t>
+        <w:t>M_(3)A_(2) is a sparingly soluble salt of molar mass ygmol^-1 and solubility xgL^-1 . The ratio of the molar concentration of the anion (A^3-) to the solubility product of the salt is</w:t>
       </w:r>
     </w:p>
     <w:p>
@@ -1056,7 +1044,7 @@
           <w:color w:val="276749"/>
           <w:sz w:val="19"/>
         </w:rPr>
-        <w:t>(B) 0.2MNH_(4)OH(0.5L)+0.1MHCl(0.5L)</w:t>
+        <w:t>(A) (1 / 54) · \fracy^4x^4</w:t>
       </w:r>
     </w:p>
     <w:p>
@@ -1068,7 +1056,7 @@
         <w:rPr>
           <w:sz w:val="19"/>
         </w:rPr>
-        <w:t>(C) 0.2MNH_(4)OH(0.4L)+0.1MHCl(1L)</w:t>
+        <w:t>(B) \fracy^5108x^4</w:t>
       </w:r>
     </w:p>
     <w:p>
@@ -1080,7 +1068,19 @@
         <w:rPr>
           <w:sz w:val="19"/>
         </w:rPr>
-        <w:t>(D) 0.4MNH_(4)OH(1L)+0.1MHCl(1L)</w:t>
+        <w:t>(C) 108 · \fracx^5y^5</w:t>
+      </w:r>
+    </w:p>
+    <w:p>
+      <w:pPr>
+        <w:pStyle w:val="ListBullet"/>
+        <w:spacing w:after="20"/>
+      </w:pPr>
+      <w:r>
+        <w:rPr>
+          <w:sz w:val="19"/>
+        </w:rPr>
+        <w:t>(D) (1 / 108)\fracy^4x^4</w:t>
       </w:r>
     </w:p>
     <w:tbl>
@@ -1111,7 +1111,7 @@
                 <w:color w:val="1A365D"/>
                 <w:sz w:val="19"/>
               </w:rPr>
-              <w:t>Correct Answer: B</w:t>
+              <w:t>Correct Answer: A</w:t>
               <w:br/>
             </w:r>
             <w:r>
@@ -1121,7 +1121,7 @@
               </w:rPr>
               <w:t>Solution Analysis:</w:t>
               <w:br/>
-              <w:t>For a basic buffer of NH_(4)OH and its salt NH_(4)Cl , NCERT uses: pOH=pK_(b)+log(([salt] / [base])) Given pK_(b)(NH_(4)OH)=4.75 and required pH=9.25 : pOH=14-9.25=4.75 So, 4.75=4.75+log(([salt] / [base])) ⇒ log(([salt] / [base]))=0 ⇒ ([salt] / [base])=1 So, we need equal amounts of salt and base after mixing. Reaction: NH_(4)OH+HCl → NH_(4)Cl+H_(2)O If initial moles are n_(b) (base) and n_(a) (acid), then after reaction (for buffer, base must be in excess): moles of salt formed =n_(a) moles of base left =n_(b)-n_(a) Condition for ([salt] / [base])=1 is: n_(a)=n_(b)-n_(a) ⇒ n_(b)=2n_(a) Now check options by moles: Option B n_(b)=0.2 × 0.5=0.10mol n_(a)=0.1 × 0.5=0.05mol Here, n_(b)=0.10=2(0.05)=2n_(a) So, after reaction: salt =0.05 mol base left =0.10-0.05=0.05 mol Equal ⇒ required buffer, hence pOH=pK_(b)=4.75 and pH=9.25 . Correct option: B</w:t>
+              <w:t>Given: Solubility of the salt in g L^-1=x Molar mass of the salt in g mol^-1=y The molar solubility S (in mol L^-1 ) is given by: S=\fracSolubility in g L^-1Molar mass=(x / y) Now, let us write the dissociation equation for the sparingly soluble salt M_(3)A_(2) in water. According to the stoichiometry, one mole of the salt produces three moles of the cation and two moles of the anion. M_(3)A_(2) ⇌ 3M^2++2A^3- If S is the molar solubility of the salt, the equilibrium concentrations of the ions will be: Molar concentration of the cation, [M^2+]=3S Molar concentration of the anion, [A^3-]=2S Next, we write the expression for the solubility product constant, K_(sp) , which is the product of the molar concentrations of the constituent ions, each raised to the power of its stoichiometric coefficient: K_(sp)=[M^2+]^3[A^3-]^2 Substituting the equilibrium concentrations into the K_(sp) expression: K_(sp)=(3S)^3 · (2S)^2 K_(sp)=27S^3 · 4S^2=108S^5 We are asked to find the ratio of the molar concentration of the anion (A^3-) to the solubility product of the salt ( K_(sp) ). Let us set up this ratio: Ratio=\frac[A^3-]K_(sp) Substitute [A^3-]=2S and K_(sp)=108S^5 into the ratio: Ratio=\frac2S108S^5 Ratio=\frac154S^4 Finally, we substitute the value of molar solubility S=(x / y) back into our ratio: Ratio=\frac154((x / y))^4 Ratio=(1 / 54) · \fracy^4x^4 Therefore, the ratio of the molar concentration of the anion to the solubility product is (1 / 54) · \fracy^4x^4 . Option A is the correct answer.</w:t>
             </w:r>
           </w:p>
         </w:tc>
